--- a/downloads/Labo-Assemblage-BiosUefi-verslag.docx
+++ b/downloads/Labo-Assemblage-BiosUefi-verslag.docx
@@ -38,7 +38,7 @@
     </w:p>
     <w:p>
       <w:r>
-        <w:t>De computer die je net weer in elkaar gezet hebt, start op zonder besturingssysteem. Je gaat de firmware in, zoekt op welke hardware ze ziet en waar ze dat vandaan haalt, en je bekijkt waar de opstartvolgorde ingesteld staat.</w:t>
+        <w:t>Je opent de firmware van de computer die je geassembleerd hebt, noteert wat ze over de processor, het geheugen en de schijf zegt, en zoekt op waar de opstartvolgorde ingesteld staat.</w:t>
       </w:r>
     </w:p>
     <w:p>

--- a/downloads/Labo-Assemblage-BiosUefi-verslag.docx
+++ b/downloads/Labo-Assemblage-BiosUefi-verslag.docx
@@ -64,6 +64,11 @@
     <w:p>
       <w:r>
         <w:t>Je hoeft de vragen niet allemaal tijdens het labo op te lossen; achteraf aanvullen kan. Wat je zeker in het labo moet doen, is de foto's nemen.</w:t>
+      </w:r>
+    </w:p>
+    <w:p>
+      <w:r>
+        <w:t>De foto in het kader hieronder is het bewijs dat je deze opdracht in het labo gemaakt hebt.</w:t>
       </w:r>
     </w:p>
     <w:p>

--- a/downloads/Labo-Assemblage-BiosUefi-verslag.docx
+++ b/downloads/Labo-Assemblage-BiosUefi-verslag.docx
@@ -38,7 +38,7 @@
     </w:p>
     <w:p>
       <w:r>
-        <w:t>Je opent de firmware van de computer die je geassembleerd hebt, noteert wat ze over de processor, het geheugen en de schijf zegt, en zoekt op waar de opstartvolgorde ingesteld staat.</w:t>
+        <w:t>Je opent de BIOS/UEFI-omgeving van de computer die je geassembleerd hebt, noteert wat ze over de processor, het geheugen en de schijf zegt, en zoekt op waar de opstartvolgorde ingesteld staat.</w:t>
       </w:r>
     </w:p>
     <w:p>

--- a/downloads/Labo-Assemblage-BiosUefi-verslag.docx
+++ b/downloads/Labo-Assemblage-BiosUefi-verslag.docx
@@ -122,7 +122,7 @@
         <w:t xml:space="preserve">1. </w:t>
       </w:r>
       <w:r>
-        <w:t>In de handleiding van het moederbord staat onder Product information: motherboard layout schematisch waar de BIOS- of UEFI-chip zit. Zoek ze op het bord zelf, neem er een foto van en omcirkel waar de chip zich bevindt.</w:t>
+        <w:t>In de handleiding van het moederbord staat onder Product information: motherboard layout schematisch waar de BIOS- of UEFI-chip zit. Zoek ze op het moederbord zelf, neem er een foto van en omcirkel waar de chip zich bevindt.</w:t>
       </w:r>
     </w:p>
     <w:p>
